--- a/backend/demo-data/RailMind_Test_03_Maintenance_FR.docx
+++ b/backend/demo-data/RailMind_Test_03_Maintenance_FR.docx
@@ -12,7 +12,115 @@
     </w:p>
     <w:p>
       <w:r>
-        <w:t>La maintenance préventive consiste à intervenir sur le matériel et l'infrastructure avant qu'une panne ne survienne, suivant un calendrier régulier.</w:t>
+        <w:t>Page 1</w:t>
+        <w:br/>
+        <w:t xml:space="preserve">Texte générique ferroviaire de remplissage pour tester les performances du système RAG sur de grands documents avec beaucoup de bruit. Texte générique ferroviaire de remplissage pour tester les performances du système RAG sur de grands documents avec beaucoup de bruit. Texte générique ferroviaire de remplissage pour tester les performances du système RAG sur de grands documents avec beaucoup de bruit. Texte générique ferroviaire de remplissage pour tester les performances du système RAG sur de grands documents avec beaucoup de bruit. Texte générique ferroviaire de remplissage pour tester les performances du système RAG sur de grands documents avec beaucoup de bruit. Texte générique ferroviaire de remplissage pour tester les performances du système RAG sur de grands documents avec beaucoup de bruit. Texte générique ferroviaire de remplissage pour tester les performances du système RAG sur de grands documents avec beaucoup de bruit. Texte générique ferroviaire de remplissage pour tester les performances du système RAG sur de grands documents avec beaucoup de bruit. Texte générique ferroviaire de remplissage pour tester les performances du système RAG sur de grands documents avec beaucoup de bruit. Texte générique ferroviaire de remplissage pour tester les performances du système RAG sur de grands documents avec beaucoup de bruit. Texte générique ferroviaire de remplissage pour tester les performances du système RAG sur de grands documents avec beaucoup de bruit. Texte générique ferroviaire de remplissage pour tester les performances du système RAG sur de grands documents avec beaucoup de bruit. Texte générique ferroviaire de remplissage pour tester les performances du système RAG sur de grands documents avec beaucoup de bruit. Texte générique ferroviaire de remplissage pour tester les performances du système RAG sur de grands documents avec beaucoup de bruit. Texte générique ferroviaire de remplissage pour tester les performances du système RAG sur de grands documents avec beaucoup de bruit. Texte générique ferroviaire de remplissage pour tester les performances du système RAG sur de grands documents avec beaucoup de bruit. Texte générique ferroviaire de remplissage pour tester les performances du système RAG sur de grands documents avec beaucoup de bruit. Texte générique ferroviaire de remplissage pour tester les performances du système RAG sur de grands documents avec beaucoup de bruit. Texte générique ferroviaire de remplissage pour tester les performances du système RAG sur de grands documents avec beaucoup de bruit. Texte générique ferroviaire de remplissage pour tester les performances du système RAG sur de grands documents avec beaucoup de bruit. Texte générique ferroviaire de remplissage pour tester les performances du système RAG sur de grands documents avec beaucoup de bruit. Texte générique ferroviaire de remplissage pour tester les performances du système RAG sur de grands documents avec beaucoup de bruit. Texte générique ferroviaire de remplissage pour tester les performances du système RAG sur de grands documents avec beaucoup de bruit. Texte générique ferroviaire de remplissage pour tester les performances du système RAG sur de grands documents avec beaucoup de bruit. Texte générique ferroviaire de remplissage pour tester les performances du système RAG sur de grands documents avec beaucoup de bruit. Texte générique ferroviaire de remplissage pour tester les performances du système RAG sur de grands documents avec beaucoup de bruit. Texte générique ferroviaire de remplissage pour tester les performances du système RAG sur de grands documents avec beaucoup de bruit. Texte générique ferroviaire de remplissage pour tester les performances du système RAG sur de grands documents avec beaucoup de bruit. Texte générique ferroviaire de remplissage pour tester les performances du système RAG sur de grands documents avec beaucoup de bruit. Texte générique ferroviaire de remplissage pour tester les performances du système RAG sur de grands documents avec beaucoup de bruit. </w:t>
+      </w:r>
+    </w:p>
+    <w:p>
+      <w:r>
+        <w:br w:type="page"/>
+      </w:r>
+    </w:p>
+    <w:p>
+      <w:r>
+        <w:t>Page 2</w:t>
+        <w:br/>
+        <w:t xml:space="preserve">Texte générique ferroviaire de remplissage pour tester les performances du système RAG sur de grands documents avec beaucoup de bruit. Texte générique ferroviaire de remplissage pour tester les performances du système RAG sur de grands documents avec beaucoup de bruit. Texte générique ferroviaire de remplissage pour tester les performances du système RAG sur de grands documents avec beaucoup de bruit. Texte générique ferroviaire de remplissage pour tester les performances du système RAG sur de grands documents avec beaucoup de bruit. Texte générique ferroviaire de remplissage pour tester les performances du système RAG sur de grands documents avec beaucoup de bruit. Texte générique ferroviaire de remplissage pour tester les performances du système RAG sur de grands documents avec beaucoup de bruit. Texte générique ferroviaire de remplissage pour tester les performances du système RAG sur de grands documents avec beaucoup de bruit. Texte générique ferroviaire de remplissage pour tester les performances du système RAG sur de grands documents avec beaucoup de bruit. Texte générique ferroviaire de remplissage pour tester les performances du système RAG sur de grands documents avec beaucoup de bruit. Texte générique ferroviaire de remplissage pour tester les performances du système RAG sur de grands documents avec beaucoup de bruit. Texte générique ferroviaire de remplissage pour tester les performances du système RAG sur de grands documents avec beaucoup de bruit. Texte générique ferroviaire de remplissage pour tester les performances du système RAG sur de grands documents avec beaucoup de bruit. Texte générique ferroviaire de remplissage pour tester les performances du système RAG sur de grands documents avec beaucoup de bruit. Texte générique ferroviaire de remplissage pour tester les performances du système RAG sur de grands documents avec beaucoup de bruit. Texte générique ferroviaire de remplissage pour tester les performances du système RAG sur de grands documents avec beaucoup de bruit. Texte générique ferroviaire de remplissage pour tester les performances du système RAG sur de grands documents avec beaucoup de bruit. Texte générique ferroviaire de remplissage pour tester les performances du système RAG sur de grands documents avec beaucoup de bruit. Texte générique ferroviaire de remplissage pour tester les performances du système RAG sur de grands documents avec beaucoup de bruit. Texte générique ferroviaire de remplissage pour tester les performances du système RAG sur de grands documents avec beaucoup de bruit. Texte générique ferroviaire de remplissage pour tester les performances du système RAG sur de grands documents avec beaucoup de bruit. Texte générique ferroviaire de remplissage pour tester les performances du système RAG sur de grands documents avec beaucoup de bruit. Texte générique ferroviaire de remplissage pour tester les performances du système RAG sur de grands documents avec beaucoup de bruit. Texte générique ferroviaire de remplissage pour tester les performances du système RAG sur de grands documents avec beaucoup de bruit. Texte générique ferroviaire de remplissage pour tester les performances du système RAG sur de grands documents avec beaucoup de bruit. Texte générique ferroviaire de remplissage pour tester les performances du système RAG sur de grands documents avec beaucoup de bruit. Texte générique ferroviaire de remplissage pour tester les performances du système RAG sur de grands documents avec beaucoup de bruit. Texte générique ferroviaire de remplissage pour tester les performances du système RAG sur de grands documents avec beaucoup de bruit. Texte générique ferroviaire de remplissage pour tester les performances du système RAG sur de grands documents avec beaucoup de bruit. Texte générique ferroviaire de remplissage pour tester les performances du système RAG sur de grands documents avec beaucoup de bruit. Texte générique ferroviaire de remplissage pour tester les performances du système RAG sur de grands documents avec beaucoup de bruit. </w:t>
+      </w:r>
+    </w:p>
+    <w:p>
+      <w:r>
+        <w:br w:type="page"/>
+      </w:r>
+    </w:p>
+    <w:p>
+      <w:r>
+        <w:t>Page 3</w:t>
+        <w:br/>
+        <w:t xml:space="preserve">Texte générique ferroviaire de remplissage pour tester les performances du système RAG sur de grands documents avec beaucoup de bruit. Texte générique ferroviaire de remplissage pour tester les performances du système RAG sur de grands documents avec beaucoup de bruit. Texte générique ferroviaire de remplissage pour tester les performances du système RAG sur de grands documents avec beaucoup de bruit. Texte générique ferroviaire de remplissage pour tester les performances du système RAG sur de grands documents avec beaucoup de bruit. Texte générique ferroviaire de remplissage pour tester les performances du système RAG sur de grands documents avec beaucoup de bruit. Texte générique ferroviaire de remplissage pour tester les performances du système RAG sur de grands documents avec beaucoup de bruit. Texte générique ferroviaire de remplissage pour tester les performances du système RAG sur de grands documents avec beaucoup de bruit. Texte générique ferroviaire de remplissage pour tester les performances du système RAG sur de grands documents avec beaucoup de bruit. Texte générique ferroviaire de remplissage pour tester les performances du système RAG sur de grands documents avec beaucoup de bruit. Texte générique ferroviaire de remplissage pour tester les performances du système RAG sur de grands documents avec beaucoup de bruit. Texte générique ferroviaire de remplissage pour tester les performances du système RAG sur de grands documents avec beaucoup de bruit. Texte générique ferroviaire de remplissage pour tester les performances du système RAG sur de grands documents avec beaucoup de bruit. Texte générique ferroviaire de remplissage pour tester les performances du système RAG sur de grands documents avec beaucoup de bruit. Texte générique ferroviaire de remplissage pour tester les performances du système RAG sur de grands documents avec beaucoup de bruit. Texte générique ferroviaire de remplissage pour tester les performances du système RAG sur de grands documents avec beaucoup de bruit. Texte générique ferroviaire de remplissage pour tester les performances du système RAG sur de grands documents avec beaucoup de bruit. Texte générique ferroviaire de remplissage pour tester les performances du système RAG sur de grands documents avec beaucoup de bruit. Texte générique ferroviaire de remplissage pour tester les performances du système RAG sur de grands documents avec beaucoup de bruit. Texte générique ferroviaire de remplissage pour tester les performances du système RAG sur de grands documents avec beaucoup de bruit. Texte générique ferroviaire de remplissage pour tester les performances du système RAG sur de grands documents avec beaucoup de bruit. Texte générique ferroviaire de remplissage pour tester les performances du système RAG sur de grands documents avec beaucoup de bruit. Texte générique ferroviaire de remplissage pour tester les performances du système RAG sur de grands documents avec beaucoup de bruit. Texte générique ferroviaire de remplissage pour tester les performances du système RAG sur de grands documents avec beaucoup de bruit. Texte générique ferroviaire de remplissage pour tester les performances du système RAG sur de grands documents avec beaucoup de bruit. Texte générique ferroviaire de remplissage pour tester les performances du système RAG sur de grands documents avec beaucoup de bruit. Texte générique ferroviaire de remplissage pour tester les performances du système RAG sur de grands documents avec beaucoup de bruit. Texte générique ferroviaire de remplissage pour tester les performances du système RAG sur de grands documents avec beaucoup de bruit. Texte générique ferroviaire de remplissage pour tester les performances du système RAG sur de grands documents avec beaucoup de bruit. Texte générique ferroviaire de remplissage pour tester les performances du système RAG sur de grands documents avec beaucoup de bruit. Texte générique ferroviaire de remplissage pour tester les performances du système RAG sur de grands documents avec beaucoup de bruit. </w:t>
+      </w:r>
+    </w:p>
+    <w:p>
+      <w:r>
+        <w:br w:type="page"/>
+      </w:r>
+    </w:p>
+    <w:p>
+      <w:r>
+        <w:t>Page 4</w:t>
+        <w:br/>
+        <w:t xml:space="preserve">Texte générique ferroviaire de remplissage pour tester les performances du système RAG sur de grands documents avec beaucoup de bruit. Texte générique ferroviaire de remplissage pour tester les performances du système RAG sur de grands documents avec beaucoup de bruit. Texte générique ferroviaire de remplissage pour tester les performances du système RAG sur de grands documents avec beaucoup de bruit. Texte générique ferroviaire de remplissage pour tester les performances du système RAG sur de grands documents avec beaucoup de bruit. Texte générique ferroviaire de remplissage pour tester les performances du système RAG sur de grands documents avec beaucoup de bruit. Texte générique ferroviaire de remplissage pour tester les performances du système RAG sur de grands documents avec beaucoup de bruit. Texte générique ferroviaire de remplissage pour tester les performances du système RAG sur de grands documents avec beaucoup de bruit. Texte générique ferroviaire de remplissage pour tester les performances du système RAG sur de grands documents avec beaucoup de bruit. Texte générique ferroviaire de remplissage pour tester les performances du système RAG sur de grands documents avec beaucoup de bruit. Texte générique ferroviaire de remplissage pour tester les performances du système RAG sur de grands documents avec beaucoup de bruit. Texte générique ferroviaire de remplissage pour tester les performances du système RAG sur de grands documents avec beaucoup de bruit. Texte générique ferroviaire de remplissage pour tester les performances du système RAG sur de grands documents avec beaucoup de bruit. Texte générique ferroviaire de remplissage pour tester les performances du système RAG sur de grands documents avec beaucoup de bruit. Texte générique ferroviaire de remplissage pour tester les performances du système RAG sur de grands documents avec beaucoup de bruit. Texte générique ferroviaire de remplissage pour tester les performances du système RAG sur de grands documents avec beaucoup de bruit. Texte générique ferroviaire de remplissage pour tester les performances du système RAG sur de grands documents avec beaucoup de bruit. Texte générique ferroviaire de remplissage pour tester les performances du système RAG sur de grands documents avec beaucoup de bruit. Texte générique ferroviaire de remplissage pour tester les performances du système RAG sur de grands documents avec beaucoup de bruit. Texte générique ferroviaire de remplissage pour tester les performances du système RAG sur de grands documents avec beaucoup de bruit. Texte générique ferroviaire de remplissage pour tester les performances du système RAG sur de grands documents avec beaucoup de bruit. Texte générique ferroviaire de remplissage pour tester les performances du système RAG sur de grands documents avec beaucoup de bruit. Texte générique ferroviaire de remplissage pour tester les performances du système RAG sur de grands documents avec beaucoup de bruit. Texte générique ferroviaire de remplissage pour tester les performances du système RAG sur de grands documents avec beaucoup de bruit. Texte générique ferroviaire de remplissage pour tester les performances du système RAG sur de grands documents avec beaucoup de bruit. Texte générique ferroviaire de remplissage pour tester les performances du système RAG sur de grands documents avec beaucoup de bruit. Texte générique ferroviaire de remplissage pour tester les performances du système RAG sur de grands documents avec beaucoup de bruit. Texte générique ferroviaire de remplissage pour tester les performances du système RAG sur de grands documents avec beaucoup de bruit. Texte générique ferroviaire de remplissage pour tester les performances du système RAG sur de grands documents avec beaucoup de bruit. Texte générique ferroviaire de remplissage pour tester les performances du système RAG sur de grands documents avec beaucoup de bruit. Texte générique ferroviaire de remplissage pour tester les performances du système RAG sur de grands documents avec beaucoup de bruit. </w:t>
+      </w:r>
+    </w:p>
+    <w:p>
+      <w:r>
+        <w:br w:type="page"/>
+      </w:r>
+    </w:p>
+    <w:p>
+      <w:r>
+        <w:t>Page 5</w:t>
+        <w:br/>
+        <w:t xml:space="preserve">Texte générique ferroviaire de remplissage pour tester les performances du système RAG sur de grands documents avec beaucoup de bruit. Texte générique ferroviaire de remplissage pour tester les performances du système RAG sur de grands documents avec beaucoup de bruit. Texte générique ferroviaire de remplissage pour tester les performances du système RAG sur de grands documents avec beaucoup de bruit. Texte générique ferroviaire de remplissage pour tester les performances du système RAG sur de grands documents avec beaucoup de bruit. Texte générique ferroviaire de remplissage pour tester les performances du système RAG sur de grands documents avec beaucoup de bruit. Texte générique ferroviaire de remplissage pour tester les performances du système RAG sur de grands documents avec beaucoup de bruit. Texte générique ferroviaire de remplissage pour tester les performances du système RAG sur de grands documents avec beaucoup de bruit. Texte générique ferroviaire de remplissage pour tester les performances du système RAG sur de grands documents avec beaucoup de bruit. Texte générique ferroviaire de remplissage pour tester les performances du système RAG sur de grands documents avec beaucoup de bruit. Texte générique ferroviaire de remplissage pour tester les performances du système RAG sur de grands documents avec beaucoup de bruit. Texte générique ferroviaire de remplissage pour tester les performances du système RAG sur de grands documents avec beaucoup de bruit. Texte générique ferroviaire de remplissage pour tester les performances du système RAG sur de grands documents avec beaucoup de bruit. Texte générique ferroviaire de remplissage pour tester les performances du système RAG sur de grands documents avec beaucoup de bruit. Texte générique ferroviaire de remplissage pour tester les performances du système RAG sur de grands documents avec beaucoup de bruit. Texte générique ferroviaire de remplissage pour tester les performances du système RAG sur de grands documents avec beaucoup de bruit. Texte générique ferroviaire de remplissage pour tester les performances du système RAG sur de grands documents avec beaucoup de bruit. Texte générique ferroviaire de remplissage pour tester les performances du système RAG sur de grands documents avec beaucoup de bruit. Texte générique ferroviaire de remplissage pour tester les performances du système RAG sur de grands documents avec beaucoup de bruit. Texte générique ferroviaire de remplissage pour tester les performances du système RAG sur de grands documents avec beaucoup de bruit. Texte générique ferroviaire de remplissage pour tester les performances du système RAG sur de grands documents avec beaucoup de bruit. Texte générique ferroviaire de remplissage pour tester les performances du système RAG sur de grands documents avec beaucoup de bruit. Texte générique ferroviaire de remplissage pour tester les performances du système RAG sur de grands documents avec beaucoup de bruit. Texte générique ferroviaire de remplissage pour tester les performances du système RAG sur de grands documents avec beaucoup de bruit. Texte générique ferroviaire de remplissage pour tester les performances du système RAG sur de grands documents avec beaucoup de bruit. Texte générique ferroviaire de remplissage pour tester les performances du système RAG sur de grands documents avec beaucoup de bruit. Texte générique ferroviaire de remplissage pour tester les performances du système RAG sur de grands documents avec beaucoup de bruit. Texte générique ferroviaire de remplissage pour tester les performances du système RAG sur de grands documents avec beaucoup de bruit. Texte générique ferroviaire de remplissage pour tester les performances du système RAG sur de grands documents avec beaucoup de bruit. Texte générique ferroviaire de remplissage pour tester les performances du système RAG sur de grands documents avec beaucoup de bruit. Texte générique ferroviaire de remplissage pour tester les performances du système RAG sur de grands documents avec beaucoup de bruit. </w:t>
+      </w:r>
+    </w:p>
+    <w:p>
+      <w:r>
+        <w:br w:type="page"/>
+      </w:r>
+    </w:p>
+    <w:p>
+      <w:r>
+        <w:t>Page 6</w:t>
+        <w:br/>
+        <w:t xml:space="preserve">Texte générique ferroviaire de remplissage pour tester les performances du système RAG sur de grands documents avec beaucoup de bruit. Texte générique ferroviaire de remplissage pour tester les performances du système RAG sur de grands documents avec beaucoup de bruit. Texte générique ferroviaire de remplissage pour tester les performances du système RAG sur de grands documents avec beaucoup de bruit. Texte générique ferroviaire de remplissage pour tester les performances du système RAG sur de grands documents avec beaucoup de bruit. Texte générique ferroviaire de remplissage pour tester les performances du système RAG sur de grands documents avec beaucoup de bruit. Texte générique ferroviaire de remplissage pour tester les performances du système RAG sur de grands documents avec beaucoup de bruit. Texte générique ferroviaire de remplissage pour tester les performances du système RAG sur de grands documents avec beaucoup de bruit. Texte générique ferroviaire de remplissage pour tester les performances du système RAG sur de grands documents avec beaucoup de bruit. Texte générique ferroviaire de remplissage pour tester les performances du système RAG sur de grands documents avec beaucoup de bruit. Texte générique ferroviaire de remplissage pour tester les performances du système RAG sur de grands documents avec beaucoup de bruit. Texte générique ferroviaire de remplissage pour tester les performances du système RAG sur de grands documents avec beaucoup de bruit. Texte générique ferroviaire de remplissage pour tester les performances du système RAG sur de grands documents avec beaucoup de bruit. Texte générique ferroviaire de remplissage pour tester les performances du système RAG sur de grands documents avec beaucoup de bruit. Texte générique ferroviaire de remplissage pour tester les performances du système RAG sur de grands documents avec beaucoup de bruit. Texte générique ferroviaire de remplissage pour tester les performances du système RAG sur de grands documents avec beaucoup de bruit. Texte générique ferroviaire de remplissage pour tester les performances du système RAG sur de grands documents avec beaucoup de bruit. Texte générique ferroviaire de remplissage pour tester les performances du système RAG sur de grands documents avec beaucoup de bruit. Texte générique ferroviaire de remplissage pour tester les performances du système RAG sur de grands documents avec beaucoup de bruit. Texte générique ferroviaire de remplissage pour tester les performances du système RAG sur de grands documents avec beaucoup de bruit. Texte générique ferroviaire de remplissage pour tester les performances du système RAG sur de grands documents avec beaucoup de bruit. Texte générique ferroviaire de remplissage pour tester les performances du système RAG sur de grands documents avec beaucoup de bruit. Texte générique ferroviaire de remplissage pour tester les performances du système RAG sur de grands documents avec beaucoup de bruit. Texte générique ferroviaire de remplissage pour tester les performances du système RAG sur de grands documents avec beaucoup de bruit. Texte générique ferroviaire de remplissage pour tester les performances du système RAG sur de grands documents avec beaucoup de bruit. Texte générique ferroviaire de remplissage pour tester les performances du système RAG sur de grands documents avec beaucoup de bruit. Texte générique ferroviaire de remplissage pour tester les performances du système RAG sur de grands documents avec beaucoup de bruit. Texte générique ferroviaire de remplissage pour tester les performances du système RAG sur de grands documents avec beaucoup de bruit. Texte générique ferroviaire de remplissage pour tester les performances du système RAG sur de grands documents avec beaucoup de bruit. Texte générique ferroviaire de remplissage pour tester les performances du système RAG sur de grands documents avec beaucoup de bruit. Texte générique ferroviaire de remplissage pour tester les performances du système RAG sur de grands documents avec beaucoup de bruit. </w:t>
+      </w:r>
+    </w:p>
+    <w:p>
+      <w:r>
+        <w:br w:type="page"/>
+      </w:r>
+    </w:p>
+    <w:p>
+      <w:r>
+        <w:t>Page 7</w:t>
+        <w:br/>
+        <w:t xml:space="preserve">Texte générique ferroviaire de remplissage pour tester les performances du système RAG sur de grands documents avec beaucoup de bruit. Texte générique ferroviaire de remplissage pour tester les performances du système RAG sur de grands documents avec beaucoup de bruit. Texte générique ferroviaire de remplissage pour tester les performances du système RAG sur de grands documents avec beaucoup de bruit. Texte générique ferroviaire de remplissage pour tester les performances du système RAG sur de grands documents avec beaucoup de bruit. Texte générique ferroviaire de remplissage pour tester les performances du système RAG sur de grands documents avec beaucoup de bruit. Texte générique ferroviaire de remplissage pour tester les performances du système RAG sur de grands documents avec beaucoup de bruit. Texte générique ferroviaire de remplissage pour tester les performances du système RAG sur de grands documents avec beaucoup de bruit. Texte générique ferroviaire de remplissage pour tester les performances du système RAG sur de grands documents avec beaucoup de bruit. Texte générique ferroviaire de remplissage pour tester les performances du système RAG sur de grands documents avec beaucoup de bruit. Texte générique ferroviaire de remplissage pour tester les performances du système RAG sur de grands documents avec beaucoup de bruit. Texte générique ferroviaire de remplissage pour tester les performances du système RAG sur de grands documents avec beaucoup de bruit. Texte générique ferroviaire de remplissage pour tester les performances du système RAG sur de grands documents avec beaucoup de bruit. Texte générique ferroviaire de remplissage pour tester les performances du système RAG sur de grands documents avec beaucoup de bruit. Texte générique ferroviaire de remplissage pour tester les performances du système RAG sur de grands documents avec beaucoup de bruit. Texte générique ferroviaire de remplissage pour tester les performances du système RAG sur de grands documents avec beaucoup de bruit. Texte générique ferroviaire de remplissage pour tester les performances du système RAG sur de grands documents avec beaucoup de bruit. Texte générique ferroviaire de remplissage pour tester les performances du système RAG sur de grands documents avec beaucoup de bruit. Texte générique ferroviaire de remplissage pour tester les performances du système RAG sur de grands documents avec beaucoup de bruit. Texte générique ferroviaire de remplissage pour tester les performances du système RAG sur de grands documents avec beaucoup de bruit. Texte générique ferroviaire de remplissage pour tester les performances du système RAG sur de grands documents avec beaucoup de bruit. Texte générique ferroviaire de remplissage pour tester les performances du système RAG sur de grands documents avec beaucoup de bruit. Texte générique ferroviaire de remplissage pour tester les performances du système RAG sur de grands documents avec beaucoup de bruit. Texte générique ferroviaire de remplissage pour tester les performances du système RAG sur de grands documents avec beaucoup de bruit. Texte générique ferroviaire de remplissage pour tester les performances du système RAG sur de grands documents avec beaucoup de bruit. Texte générique ferroviaire de remplissage pour tester les performances du système RAG sur de grands documents avec beaucoup de bruit. Texte générique ferroviaire de remplissage pour tester les performances du système RAG sur de grands documents avec beaucoup de bruit. Texte générique ferroviaire de remplissage pour tester les performances du système RAG sur de grands documents avec beaucoup de bruit. Texte générique ferroviaire de remplissage pour tester les performances du système RAG sur de grands documents avec beaucoup de bruit. Texte générique ferroviaire de remplissage pour tester les performances du système RAG sur de grands documents avec beaucoup de bruit. Texte générique ferroviaire de remplissage pour tester les performances du système RAG sur de grands documents avec beaucoup de bruit. </w:t>
+      </w:r>
+    </w:p>
+    <w:p>
+      <w:r>
+        <w:br w:type="page"/>
+      </w:r>
+    </w:p>
+    <w:p>
+      <w:r>
+        <w:t>La maintenance préventive consiste à intervenir sur le matériel avant qu'une panne ne survienne.</w:t>
+      </w:r>
+    </w:p>
+    <w:p>
+      <w:r>
+        <w:br w:type="page"/>
+      </w:r>
+    </w:p>
+    <w:p>
+      <w:r>
+        <w:t>Page 9</w:t>
+        <w:br/>
+        <w:t xml:space="preserve">Texte générique ferroviaire de remplissage pour tester les performances du système RAG sur de grands documents avec beaucoup de bruit. Texte générique ferroviaire de remplissage pour tester les performances du système RAG sur de grands documents avec beaucoup de bruit. Texte générique ferroviaire de remplissage pour tester les performances du système RAG sur de grands documents avec beaucoup de bruit. Texte générique ferroviaire de remplissage pour tester les performances du système RAG sur de grands documents avec beaucoup de bruit. Texte générique ferroviaire de remplissage pour tester les performances du système RAG sur de grands documents avec beaucoup de bruit. Texte générique ferroviaire de remplissage pour tester les performances du système RAG sur de grands documents avec beaucoup de bruit. Texte générique ferroviaire de remplissage pour tester les performances du système RAG sur de grands documents avec beaucoup de bruit. Texte générique ferroviaire de remplissage pour tester les performances du système RAG sur de grands documents avec beaucoup de bruit. Texte générique ferroviaire de remplissage pour tester les performances du système RAG sur de grands documents avec beaucoup de bruit. Texte générique ferroviaire de remplissage pour tester les performances du système RAG sur de grands documents avec beaucoup de bruit. Texte générique ferroviaire de remplissage pour tester les performances du système RAG sur de grands documents avec beaucoup de bruit. Texte générique ferroviaire de remplissage pour tester les performances du système RAG sur de grands documents avec beaucoup de bruit. Texte générique ferroviaire de remplissage pour tester les performances du système RAG sur de grands documents avec beaucoup de bruit. Texte générique ferroviaire de remplissage pour tester les performances du système RAG sur de grands documents avec beaucoup de bruit. Texte générique ferroviaire de remplissage pour tester les performances du système RAG sur de grands documents avec beaucoup de bruit. Texte générique ferroviaire de remplissage pour tester les performances du système RAG sur de grands documents avec beaucoup de bruit. Texte générique ferroviaire de remplissage pour tester les performances du système RAG sur de grands documents avec beaucoup de bruit. Texte générique ferroviaire de remplissage pour tester les performances du système RAG sur de grands documents avec beaucoup de bruit. Texte générique ferroviaire de remplissage pour tester les performances du système RAG sur de grands documents avec beaucoup de bruit. Texte générique ferroviaire de remplissage pour tester les performances du système RAG sur de grands documents avec beaucoup de bruit. Texte générique ferroviaire de remplissage pour tester les performances du système RAG sur de grands documents avec beaucoup de bruit. Texte générique ferroviaire de remplissage pour tester les performances du système RAG sur de grands documents avec beaucoup de bruit. Texte générique ferroviaire de remplissage pour tester les performances du système RAG sur de grands documents avec beaucoup de bruit. Texte générique ferroviaire de remplissage pour tester les performances du système RAG sur de grands documents avec beaucoup de bruit. Texte générique ferroviaire de remplissage pour tester les performances du système RAG sur de grands documents avec beaucoup de bruit. Texte générique ferroviaire de remplissage pour tester les performances du système RAG sur de grands documents avec beaucoup de bruit. Texte générique ferroviaire de remplissage pour tester les performances du système RAG sur de grands documents avec beaucoup de bruit. Texte générique ferroviaire de remplissage pour tester les performances du système RAG sur de grands documents avec beaucoup de bruit. Texte générique ferroviaire de remplissage pour tester les performances du système RAG sur de grands documents avec beaucoup de bruit. Texte générique ferroviaire de remplissage pour tester les performances du système RAG sur de grands documents avec beaucoup de bruit. </w:t>
+      </w:r>
+    </w:p>
+    <w:p>
+      <w:r>
+        <w:br w:type="page"/>
+      </w:r>
+    </w:p>
+    <w:p>
+      <w:r>
+        <w:t>Page 10</w:t>
+        <w:br/>
+        <w:t xml:space="preserve">Texte générique ferroviaire de remplissage pour tester les performances du système RAG sur de grands documents avec beaucoup de bruit. Texte générique ferroviaire de remplissage pour tester les performances du système RAG sur de grands documents avec beaucoup de bruit. Texte générique ferroviaire de remplissage pour tester les performances du système RAG sur de grands documents avec beaucoup de bruit. Texte générique ferroviaire de remplissage pour tester les performances du système RAG sur de grands documents avec beaucoup de bruit. Texte générique ferroviaire de remplissage pour tester les performances du système RAG sur de grands documents avec beaucoup de bruit. Texte générique ferroviaire de remplissage pour tester les performances du système RAG sur de grands documents avec beaucoup de bruit. Texte générique ferroviaire de remplissage pour tester les performances du système RAG sur de grands documents avec beaucoup de bruit. Texte générique ferroviaire de remplissage pour tester les performances du système RAG sur de grands documents avec beaucoup de bruit. Texte générique ferroviaire de remplissage pour tester les performances du système RAG sur de grands documents avec beaucoup de bruit. Texte générique ferroviaire de remplissage pour tester les performances du système RAG sur de grands documents avec beaucoup de bruit. Texte générique ferroviaire de remplissage pour tester les performances du système RAG sur de grands documents avec beaucoup de bruit. Texte générique ferroviaire de remplissage pour tester les performances du système RAG sur de grands documents avec beaucoup de bruit. Texte générique ferroviaire de remplissage pour tester les performances du système RAG sur de grands documents avec beaucoup de bruit. Texte générique ferroviaire de remplissage pour tester les performances du système RAG sur de grands documents avec beaucoup de bruit. Texte générique ferroviaire de remplissage pour tester les performances du système RAG sur de grands documents avec beaucoup de bruit. Texte générique ferroviaire de remplissage pour tester les performances du système RAG sur de grands documents avec beaucoup de bruit. Texte générique ferroviaire de remplissage pour tester les performances du système RAG sur de grands documents avec beaucoup de bruit. Texte générique ferroviaire de remplissage pour tester les performances du système RAG sur de grands documents avec beaucoup de bruit. Texte générique ferroviaire de remplissage pour tester les performances du système RAG sur de grands documents avec beaucoup de bruit. Texte générique ferroviaire de remplissage pour tester les performances du système RAG sur de grands documents avec beaucoup de bruit. Texte générique ferroviaire de remplissage pour tester les performances du système RAG sur de grands documents avec beaucoup de bruit. Texte générique ferroviaire de remplissage pour tester les performances du système RAG sur de grands documents avec beaucoup de bruit. Texte générique ferroviaire de remplissage pour tester les performances du système RAG sur de grands documents avec beaucoup de bruit. Texte générique ferroviaire de remplissage pour tester les performances du système RAG sur de grands documents avec beaucoup de bruit. Texte générique ferroviaire de remplissage pour tester les performances du système RAG sur de grands documents avec beaucoup de bruit. Texte générique ferroviaire de remplissage pour tester les performances du système RAG sur de grands documents avec beaucoup de bruit. Texte générique ferroviaire de remplissage pour tester les performances du système RAG sur de grands documents avec beaucoup de bruit. Texte générique ferroviaire de remplissage pour tester les performances du système RAG sur de grands documents avec beaucoup de bruit. Texte générique ferroviaire de remplissage pour tester les performances du système RAG sur de grands documents avec beaucoup de bruit. Texte générique ferroviaire de remplissage pour tester les performances du système RAG sur de grands documents avec beaucoup de bruit. </w:t>
       </w:r>
     </w:p>
     <w:sectPr>
